--- a/tams-disclosure-parent/tams-disclosure/src/main/resources/tpl/poi/TZTZFBZCGG.docx
+++ b/tams-disclosure-parent/tams-disclosure/src/main/resources/tpl/poi/TZTZFBZCGG.docx
@@ -21,10 +21,10 @@
       </w:r>
       <w:r>
         <w:rPr>
-          <w:rFonts w:ascii="方正黑体简体" w:eastAsia="方正黑体简体" w:hint="eastAsia"/>
-          <w:sz w:val="22"/>
-        </w:rPr>
-        <w:t>xxxx</w:t>
+          <w:rFonts w:ascii="方正黑体简体" w:eastAsia="方正黑体简体"/>
+          <w:sz w:val="22"/>
+        </w:rPr>
+        <w:t>${prodName}</w:t>
       </w:r>
       <w:r>
         <w:rPr>
@@ -83,10 +83,10 @@
       </w:r>
       <w:r>
         <w:rPr>
-          <w:rFonts w:ascii="方正仿宋简体" w:eastAsia="方正仿宋简体" w:hint="eastAsia"/>
-          <w:sz w:val="22"/>
-        </w:rPr>
-        <w:t>xxxx</w:t>
+          <w:rFonts w:ascii="方正仿宋简体" w:eastAsia="方正仿宋简体"/>
+          <w:sz w:val="22"/>
+        </w:rPr>
+        <w:t>${prodName}</w:t>
       </w:r>
       <w:r>
         <w:rPr>
@@ -97,10 +97,10 @@
       </w:r>
       <w:r>
         <w:rPr>
-          <w:rFonts w:ascii="方正仿宋简体" w:eastAsia="方正仿宋简体" w:hint="eastAsia"/>
-          <w:sz w:val="22"/>
-        </w:rPr>
-        <w:t>xxxx</w:t>
+          <w:rFonts w:ascii="方正仿宋简体" w:eastAsia="方正仿宋简体"/>
+          <w:sz w:val="22"/>
+        </w:rPr>
+        <w:t>${prodRe}</w:t>
       </w:r>
       <w:r>
         <w:rPr>
@@ -109,6 +109,8 @@
         </w:rPr>
         <w:t>）产品说明书约定，现将调整投资的非标准化债权类资产信息披露如下：</w:t>
       </w:r>
+      <w:bookmarkStart w:id="0" w:name="_GoBack"/>
+      <w:bookmarkEnd w:id="0"/>
     </w:p>
     <w:p>
       <w:pPr>
@@ -249,45 +251,10 @@
       </w:pPr>
       <w:r>
         <w:rPr>
-          <w:rFonts w:ascii="方正仿宋简体" w:eastAsia="方正仿宋简体" w:hint="eastAsia"/>
-          <w:sz w:val="22"/>
-        </w:rPr>
-        <w:t>xxxx</w:t>
-      </w:r>
-      <w:r>
-        <w:rPr>
-          <w:rFonts w:ascii="方正仿宋简体" w:eastAsia="方正仿宋简体" w:hint="eastAsia"/>
-          <w:sz w:val="22"/>
-        </w:rPr>
-        <w:t>年</w:t>
-      </w:r>
-      <w:r>
-        <w:rPr>
-          <w:rFonts w:ascii="方正仿宋简体" w:eastAsia="方正仿宋简体" w:hint="eastAsia"/>
-          <w:sz w:val="22"/>
-        </w:rPr>
-        <w:t>x</w:t>
-      </w:r>
-      <w:r>
-        <w:rPr>
-          <w:rFonts w:ascii="方正仿宋简体" w:eastAsia="方正仿宋简体" w:hint="eastAsia"/>
-          <w:sz w:val="22"/>
-        </w:rPr>
-        <w:t>月</w:t>
-      </w:r>
-      <w:r>
-        <w:rPr>
-          <w:rFonts w:ascii="方正仿宋简体" w:eastAsia="方正仿宋简体" w:hint="eastAsia"/>
-          <w:sz w:val="22"/>
-        </w:rPr>
-        <w:t>xx</w:t>
-      </w:r>
-      <w:r>
-        <w:rPr>
-          <w:rFonts w:ascii="方正仿宋简体" w:eastAsia="方正仿宋简体" w:hint="eastAsia"/>
-          <w:sz w:val="22"/>
-        </w:rPr>
-        <w:t>日</w:t>
+          <w:rFonts w:ascii="方正仿宋简体" w:eastAsia="方正仿宋简体"/>
+          <w:sz w:val="22"/>
+        </w:rPr>
+        <w:t>${reportDate}</w:t>
       </w:r>
     </w:p>
     <w:p>
